--- a/산출물/구현_노트.docx
+++ b/산출물/구현_노트.docx
@@ -4,10 +4,10 @@
   <w:body>
     <w:p>
       <w:pPr>
-        <w:pStyle w:val="Title"/>
+        <w:pStyle w:val="Heading1"/>
       </w:pPr>
       <w:r>
-        <w:t>구현 노트</w:t>
+        <w:t>구현 노트 (Developer Agent)</w:t>
       </w:r>
     </w:p>
     <w:p>
@@ -47,7 +47,7 @@
         <w:pStyle w:val="ListBullet"/>
       </w:pPr>
       <w:r>
-        <w:t>**LLM**: Anthropic Claude API (Haiku: 감성분류, Sonnet: 대댓글 생성)</w:t>
+        <w:t>**LLM**: Anthropic Claude API (Haiku 4.5: 감성분류 + 대댓글 생성)</w:t>
       </w:r>
     </w:p>
     <w:p>
@@ -59,43 +59,67 @@
       </w:r>
     </w:p>
     <w:p>
+      <w:pPr>
+        <w:pStyle w:val="ListBullet"/>
+      </w:pPr>
       <w:r>
-        <w:t xml:space="preserve">  - `app/main.py` — FastAPI 앱 엔트리포인트</w:t>
+        <w:t>`app/main.py` — FastAPI 앱 엔트리포인트</w:t>
       </w:r>
     </w:p>
     <w:p>
+      <w:pPr>
+        <w:pStyle w:val="ListBullet"/>
+      </w:pPr>
       <w:r>
-        <w:t xml:space="preserve">  - `app/database.py` — DB 연결 설정</w:t>
+        <w:t>`app/database.py` — DB 연결 설정</w:t>
       </w:r>
     </w:p>
     <w:p>
+      <w:pPr>
+        <w:pStyle w:val="ListBullet"/>
+      </w:pPr>
       <w:r>
-        <w:t xml:space="preserve">  - `app/models.py` — SQLAlchemy 모델 (Product, Review, Reply, ToneProfile, ReplyHistory)</w:t>
+        <w:t>`app/models.py` — SQLAlchemy 모델 (Product, Review, Reply, ToneProfile, ReplyHistory)</w:t>
       </w:r>
     </w:p>
     <w:p>
+      <w:pPr>
+        <w:pStyle w:val="ListBullet"/>
+      </w:pPr>
       <w:r>
-        <w:t xml:space="preserve">  - `app/schemas.py` — Pydantic 스키마</w:t>
+        <w:t>`app/schemas.py` — Pydantic 스키마</w:t>
       </w:r>
     </w:p>
     <w:p>
+      <w:pPr>
+        <w:pStyle w:val="ListBullet"/>
+      </w:pPr>
       <w:r>
-        <w:t xml:space="preserve">  - `app/seed.py` — CSV/JSON 데이터 로드 스크립트</w:t>
+        <w:t>`app/seed.py` — CSV/JSON 데이터 로드 스크립트</w:t>
       </w:r>
     </w:p>
     <w:p>
+      <w:pPr>
+        <w:pStyle w:val="ListBullet"/>
+      </w:pPr>
       <w:r>
-        <w:t xml:space="preserve">  - `app/llm_service.py` — Claude API 연동 (감성분류 + 대댓글 생성)</w:t>
+        <w:t>`app/llm_service.py` — Claude API 연동 (감성분류 + 대댓글 생성)</w:t>
       </w:r>
     </w:p>
     <w:p>
+      <w:pPr>
+        <w:pStyle w:val="ListBullet"/>
+      </w:pPr>
       <w:r>
-        <w:t xml:space="preserve">  - `app/routers/shop.py` — 쇼핑몰 CRUD API</w:t>
+        <w:t>`app/routers/shop.py` — 쇼핑몰 CRUD API</w:t>
       </w:r>
     </w:p>
     <w:p>
+      <w:pPr>
+        <w:pStyle w:val="ListBullet"/>
+      </w:pPr>
       <w:r>
-        <w:t xml:space="preserve">  - `app/routers/agent.py` — 에이전트 API (톤 설정, 생성, 확정, 게시)</w:t>
+        <w:t>`app/routers/agent.py` — 에이전트 API (톤 설정, 생성, 확정, 게시)</w:t>
       </w:r>
     </w:p>
     <w:p>
@@ -123,23 +147,35 @@
       </w:r>
     </w:p>
     <w:p>
+      <w:pPr>
+        <w:pStyle w:val="ListBullet"/>
+      </w:pPr>
       <w:r>
-        <w:t xml:space="preserve">  - `src/app/shop/` — 샘플 쇼핑몰 (상품 목록, 상품 상세+리뷰)</w:t>
+        <w:t>`src/app/shop/` — 샘플 쇼핑몰 (상품 목록, 상품 상세+리뷰)</w:t>
       </w:r>
     </w:p>
     <w:p>
+      <w:pPr>
+        <w:pStyle w:val="ListBullet"/>
+      </w:pPr>
       <w:r>
-        <w:t xml:space="preserve">  - `src/app/dashboard/` — 에이전트 대시보드 (톤 설정, 리뷰 관리, 히스토리)</w:t>
+        <w:t>`src/app/dashboard/` — 에이전트 대시보드 (톤 설정, 리뷰 관리, 히스토리)</w:t>
       </w:r>
     </w:p>
     <w:p>
+      <w:pPr>
+        <w:pStyle w:val="ListBullet"/>
+      </w:pPr>
       <w:r>
-        <w:t xml:space="preserve">  - `src/components/` — 공용 컴포넌트</w:t>
+        <w:t>`src/components/` — 공용 컴포넌트</w:t>
       </w:r>
     </w:p>
     <w:p>
+      <w:pPr>
+        <w:pStyle w:val="ListBullet"/>
+      </w:pPr>
       <w:r>
-        <w:t xml:space="preserve">  - `src/lib/api.ts` — API 클라이언트</w:t>
+        <w:t>`src/lib/api.ts` — API 클라이언트</w:t>
       </w:r>
     </w:p>
     <w:p>
@@ -167,13 +203,11 @@
       </w:r>
     </w:p>
     <w:p>
+      <w:pPr>
+        <w:pStyle w:val="ListBullet"/>
+      </w:pPr>
       <w:r>
-        <w:t xml:space="preserve">  - 감성분류: 키워드 기반 휴리스틱 분류</w:t>
-      </w:r>
-    </w:p>
-    <w:p>
-      <w:r>
-        <w:t xml:space="preserve">  - 대댓글 생성: 감성별 템플릿 대댓글 반환</w:t>
+        <w:t>감성분류: 키워드 기반 휴리스틱 분류</w:t>
       </w:r>
     </w:p>
     <w:p>
@@ -181,7 +215,15 @@
         <w:pStyle w:val="ListBullet"/>
       </w:pPr>
       <w:r>
-        <w:t>API 키 설정 시 Claude Haiku(감성분류) + Claude Sonnet(대댓글 생성) 사용</w:t>
+        <w:t>대댓글 생성: 감성별 템플릿 대댓글 반환</w:t>
+      </w:r>
+    </w:p>
+    <w:p>
+      <w:pPr>
+        <w:pStyle w:val="ListBullet"/>
+      </w:pPr>
+      <w:r>
+        <w:t>API 키 설정 시 Claude Haiku 4.5로 감성분류 + 대댓글 생성 모두 처리 (초기 Sonnet에서 속도 최적화를 위해 Haiku로 전환)</w:t>
       </w:r>
     </w:p>
     <w:p>
@@ -277,7 +319,23 @@
         <w:pStyle w:val="ListBullet"/>
       </w:pPr>
       <w:r>
-        <w:t>단건 대댓글 생성/수정/확정/게시 지원</w:t>
+        <w:t>단건 대댓글 생성: **3개 후보 카드** 제공, 선택 후 수정/게시</w:t>
+      </w:r>
+    </w:p>
+    <w:p>
+      <w:pPr>
+        <w:pStyle w:val="ListBullet"/>
+      </w:pPr>
+      <w:r>
+        <w:t>말투 변경 드롭다운 (친근한/전문적인/감성적인)</w:t>
+      </w:r>
+    </w:p>
+    <w:p>
+      <w:pPr>
+        <w:pStyle w:val="ListBullet"/>
+      </w:pPr>
+      <w:r>
+        <w:t>"바로 등록" 원클릭 (confirm+publish 자동 처리)</w:t>
       </w:r>
     </w:p>
     <w:p>
@@ -317,7 +375,39 @@
         <w:pStyle w:val="Heading3"/>
       </w:pPr>
       <w:r>
-        <w:t>6. 보안</w:t>
+        <w:t>6. 대댓글 정책</w:t>
+      </w:r>
+    </w:p>
+    <w:p>
+      <w:pPr>
+        <w:pStyle w:val="ListBullet"/>
+      </w:pPr>
+      <w:r>
+        <w:t>**교환/환불 미언급**: 대댓글에서 교환, 환불, 반품 등 구체적 보상/처리를 직접 언급하지 않음</w:t>
+      </w:r>
+    </w:p>
+    <w:p>
+      <w:pPr>
+        <w:pStyle w:val="ListBullet"/>
+      </w:pPr>
+      <w:r>
+        <w:t>대신 "고객센터로 연락 주시면 빠르게 도와드리겠습니다"로 유도</w:t>
+      </w:r>
+    </w:p>
+    <w:p>
+      <w:pPr>
+        <w:pStyle w:val="ListBullet"/>
+      </w:pPr>
+      <w:r>
+        <w:t>LLM 프롬프트에 필수 정책으로 포함</w:t>
+      </w:r>
+    </w:p>
+    <w:p>
+      <w:pPr>
+        <w:pStyle w:val="Heading3"/>
+      </w:pPr>
+      <w:r>
+        <w:t>7. 보안 및 검증</w:t>
       </w:r>
     </w:p>
     <w:p>
@@ -333,7 +423,7 @@
         <w:pStyle w:val="ListBullet"/>
       </w:pPr>
       <w:r>
-        <w:t>CORS는 localhost:3000만 허용</w:t>
+        <w:t>CORS: localhost:3000/3001 + Render 서브도메인(smb-web, sub-api-qq2o) 정규식 허용</w:t>
       </w:r>
     </w:p>
     <w:p>
@@ -341,7 +431,15 @@
         <w:pStyle w:val="ListBullet"/>
       </w:pPr>
       <w:r>
-        <w:t>입력값 검증: Pydantic 스키마 + FastAPI 자동 검증</w:t>
+        <w:t>CORS 메서드/헤더: GET, POST, PUT, DELETE, OPTIONS + Content-Type, Authorization 명시적 제한</w:t>
+      </w:r>
+    </w:p>
+    <w:p>
+      <w:pPr>
+        <w:pStyle w:val="ListBullet"/>
+      </w:pPr>
+      <w:r>
+        <w:t>입력값 검증: Pydantic 스키마 (ReplyCreate/Update min_length=1, batch 최대 50건)</w:t>
       </w:r>
     </w:p>
     <w:p>
@@ -354,6 +452,14 @@
     </w:p>
     <w:p>
       <w:pPr>
+        <w:pStyle w:val="ListBullet"/>
+      </w:pPr>
+      <w:r>
+        <w:t>SQLite FK PRAGMA 활성화</w:t>
+      </w:r>
+    </w:p>
+    <w:p>
+      <w:pPr>
         <w:pStyle w:val="Heading2"/>
       </w:pPr>
       <w:r>
@@ -361,21 +467,48 @@
       </w:r>
     </w:p>
     <w:p>
-      <w:pPr/>
       <w:r>
         <w:rPr>
           <w:rFonts w:ascii="Courier New" w:hAnsi="Courier New"/>
           <w:sz w:val="18"/>
         </w:rPr>
         <w:t># 환경변수 설정 (선택 - 없으면 폴백 모드)</w:t>
-        <w:br/>
+      </w:r>
+    </w:p>
+    <w:p>
+      <w:r>
+        <w:rPr>
+          <w:rFonts w:ascii="Courier New" w:hAnsi="Courier New"/>
+          <w:sz w:val="18"/>
+        </w:rPr>
         <w:t>export ANTHROPIC_API_KEY=your-api-key</w:t>
-        <w:br/>
-        <w:br/>
+      </w:r>
+    </w:p>
+    <w:p/>
+    <w:p>
+      <w:r>
+        <w:rPr>
+          <w:rFonts w:ascii="Courier New" w:hAnsi="Courier New"/>
+          <w:sz w:val="18"/>
+        </w:rPr>
         <w:t># 실행</w:t>
-        <w:br/>
+      </w:r>
+    </w:p>
+    <w:p>
+      <w:r>
+        <w:rPr>
+          <w:rFonts w:ascii="Courier New" w:hAnsi="Courier New"/>
+          <w:sz w:val="18"/>
+        </w:rPr>
         <w:t>chmod +x run.sh</w:t>
-        <w:br/>
+      </w:r>
+    </w:p>
+    <w:p>
+      <w:r>
+        <w:rPr>
+          <w:rFonts w:ascii="Courier New" w:hAnsi="Courier New"/>
+          <w:sz w:val="18"/>
+        </w:rPr>
         <w:t>./run.sh</w:t>
       </w:r>
     </w:p>
@@ -385,21 +518,48 @@
       </w:r>
     </w:p>
     <w:p>
-      <w:pPr/>
       <w:r>
         <w:rPr>
           <w:rFonts w:ascii="Courier New" w:hAnsi="Courier New"/>
           <w:sz w:val="18"/>
         </w:rPr>
         <w:t># 백엔드</w:t>
-        <w:br/>
+      </w:r>
+    </w:p>
+    <w:p>
+      <w:r>
+        <w:rPr>
+          <w:rFonts w:ascii="Courier New" w:hAnsi="Courier New"/>
+          <w:sz w:val="18"/>
+        </w:rPr>
         <w:t>cd backend &amp;&amp; source venv/bin/activate</w:t>
-        <w:br/>
+      </w:r>
+    </w:p>
+    <w:p>
+      <w:r>
+        <w:rPr>
+          <w:rFonts w:ascii="Courier New" w:hAnsi="Courier New"/>
+          <w:sz w:val="18"/>
+        </w:rPr>
         <w:t>python3 -m uvicorn app.main:app --host 0.0.0.0 --port 8000 --reload</w:t>
-        <w:br/>
-        <w:br/>
+      </w:r>
+    </w:p>
+    <w:p/>
+    <w:p>
+      <w:r>
+        <w:rPr>
+          <w:rFonts w:ascii="Courier New" w:hAnsi="Courier New"/>
+          <w:sz w:val="18"/>
+        </w:rPr>
         <w:t># 프론트엔드</w:t>
-        <w:br/>
+      </w:r>
+    </w:p>
+    <w:p>
+      <w:r>
+        <w:rPr>
+          <w:rFonts w:ascii="Courier New" w:hAnsi="Courier New"/>
+          <w:sz w:val="18"/>
+        </w:rPr>
         <w:t>cd frontend &amp;&amp; npm run dev</w:t>
       </w:r>
     </w:p>
@@ -472,7 +632,7 @@
         <w:pStyle w:val="ListBullet"/>
       </w:pPr>
       <w:r>
-        <w:t>✅ PRD의 P0/P1/P2 모든 기능 구현 완료</w:t>
+        <w:t>[x] PRD의 P0/P1/P2 모든 기능 구현 완료</w:t>
       </w:r>
     </w:p>
     <w:p>
@@ -480,7 +640,7 @@
         <w:pStyle w:val="ListBullet"/>
       </w:pPr>
       <w:r>
-        <w:t>✅ UI가 와이어프레임 구조와 일치</w:t>
+        <w:t>[x] UI가 와이어프레임 구조와 일치</w:t>
       </w:r>
     </w:p>
     <w:p>
@@ -488,7 +648,7 @@
         <w:pStyle w:val="ListBullet"/>
       </w:pPr>
       <w:r>
-        <w:t>✅ LLM 프롬프트가 Sunday Morning Brunch 브랜드 톤 반영</w:t>
+        <w:t>[x] LLM 프롬프트가 Sunday Morning Brunch 브랜드 톤 반영</w:t>
       </w:r>
     </w:p>
     <w:p>
@@ -496,7 +656,7 @@
         <w:pStyle w:val="ListBullet"/>
       </w:pPr>
       <w:r>
-        <w:t>✅ 47개 상품 + 120건 리뷰 목업 데이터 로드</w:t>
+        <w:t>[x] 20개 상품 + 40건 리뷰 목업 데이터 로드 (Kaggle Amazon 데이터셋 기반, 한국어 번역)</w:t>
       </w:r>
     </w:p>
     <w:p>
@@ -504,7 +664,7 @@
         <w:pStyle w:val="ListBullet"/>
       </w:pPr>
       <w:r>
-        <w:t>✅ 에러 케이스 처리 (404, 422, 빈 입력, API 실패 폴백)</w:t>
+        <w:t>[x] 에러 케이스 처리 (404, 422, 빈 입력, API 실패 폴백)</w:t>
       </w:r>
     </w:p>
     <w:p>
@@ -512,7 +672,7 @@
         <w:pStyle w:val="ListBullet"/>
       </w:pPr>
       <w:r>
-        <w:t>✅ 로컬에서 정상 빌드 및 동작 확인</w:t>
+        <w:t>[x] 로컬에서 정상 빌드 및 동작 확인</w:t>
       </w:r>
     </w:p>
     <w:sectPr>
@@ -888,9 +1048,12 @@
     <w:name w:val="Normal"/>
     <w:qFormat/>
     <w:rsid w:val="00FC693F"/>
+    <w:pPr>
+      <w:spacing w:after="80" w:line="276" w:lineRule="auto"/>
+    </w:pPr>
     <w:rPr>
-      <w:rFonts w:ascii="Arial" w:hAnsi="Arial"/>
-      <w:sz w:val="21"/>
+      <w:rFonts w:ascii="Malgun Gothic" w:hAnsi="Malgun Gothic"/>
+      <w:sz w:val="20"/>
     </w:rPr>
   </w:style>
   <w:style w:type="paragraph" w:styleId="Header">
